--- a/api/assets/pack_despido_files/02_Carta_Art160_N3_Inasistencia_Injustificada.docx
+++ b/api/assets/pack_despido_files/02_Carta_Art160_N3_Inasistencia_Injustificada.docx
@@ -10,52 +10,63 @@
         <w:tblLook w:firstColumn="1" w:firstRow="1" w:lastColumn="0" w:lastRow="0" w:noHBand="0" w:noVBand="1" w:val="04A0"/>
       </w:tblPr>
       <w:tblGrid>
-        <w:gridCol w:w="9360"/>
+        <w:gridCol w:w="6912"/>
+        <w:gridCol w:w="2880"/>
       </w:tblGrid>
       <w:tr>
+        <w:trPr>
+          <w:cantSplit/>
+        </w:trPr>
         <w:tc>
           <w:tcPr>
-            <w:tcW w:type="dxa" w:w="9936"/>
-            <w:shd w:fill="0F172A"/>
-            <w:tcMar>
-              <w:top w:w="200" w:type="dxa"/>
-              <w:bottom w:w="200" w:type="dxa"/>
-              <w:left w:w="240" w:type="dxa"/>
-              <w:right w:w="240" w:type="dxa"/>
-            </w:tcMar>
+            <w:tcW w:type="dxa" w:w="6912"/>
           </w:tcPr>
           <w:p>
             <w:pPr>
-              <w:jc w:val="center"/>
+              <w:spacing w:before="0" w:after="20"/>
             </w:pPr>
             <w:r>
               <w:rPr>
-                <w:rFonts w:ascii="Arial" w:hAnsi="Arial"/>
+                <w:rFonts w:ascii="Calibri" w:hAnsi="Calibri"/>
                 <w:b/>
-                <w:color w:val="38BDF8"/>
+                <w:color w:val="00382E"/>
                 <w:sz w:val="17"/>
               </w:rPr>
-              <w:t>CALCULOLABORAL.CL • FORMULARIO LEGAL EDITABLE 2026</w:t>
-              <w:br/>
+              <w:t>PACK CARTAS DE DESPIDO | CHILE 2026 | Artículo 160 N° 3 del Código del Trabajo (Inasistencia injustificada)</w:t>
             </w:r>
+          </w:p>
+          <w:p>
+            <w:pPr>
+              <w:spacing w:before="0" w:after="40"/>
+            </w:pPr>
             <w:r>
               <w:rPr>
-                <w:rFonts w:ascii="Arial" w:hAnsi="Arial"/>
+                <w:rFonts w:ascii="Calibri" w:hAnsi="Calibri"/>
                 <w:b/>
-                <w:color w:val="FFFFFF"/>
-                <w:sz w:val="26"/>
+                <w:color w:val="0F172A"/>
+                <w:sz w:val="24"/>
               </w:rPr>
               <w:t>CARTA DE TÉRMINO DE CONTRATO POR CAUSAL DISCIPLINARIA</w:t>
             </w:r>
+          </w:p>
+        </w:tc>
+        <w:tc>
+          <w:tcPr>
+            <w:tcW w:type="dxa" w:w="2880"/>
+          </w:tcPr>
+          <w:p>
+            <w:pPr>
+              <w:spacing w:before="0" w:after="0"/>
+              <w:jc w:val="right"/>
+            </w:pPr>
             <w:r>
               <w:rPr>
-                <w:rFonts w:ascii="Arial" w:hAnsi="Arial"/>
-                <w:i/>
-                <w:color w:val="CBD5E1"/>
-                <w:sz w:val="19"/>
+                <w:rFonts w:ascii="Calibri" w:hAnsi="Calibri"/>
+                <w:b/>
+                <w:color w:val="64748B"/>
+                <w:sz w:val="17"/>
               </w:rPr>
-              <w:br/>
-              <w:t>Artículo 160 Número 3 del Código del Trabajo (Inasistencia Injustificada)</w:t>
+              <w:t>DESPIDO-02</w:t>
             </w:r>
           </w:p>
         </w:tc>
@@ -63,7 +74,798 @@
     </w:tbl>
     <w:p>
       <w:pPr>
-        <w:spacing w:after="240"/>
+        <w:keepNext/>
+        <w:pBdr>
+          <w:bottom w:val="single" w:sz="12" w:space="1" w:color="00382E"/>
+        </w:pBdr>
+        <w:spacing w:before="0" w:after="160" w:line="120" w:lineRule="exact"/>
+      </w:pPr>
+      <w:r>
+        <w:rPr>
+          <w:rFonts w:ascii="Calibri" w:hAnsi="Calibri" w:cs="Calibri"/>
+          <w:color w:val="E2E8F0"/>
+          <w:sz w:val="15"/>
+        </w:rPr>
+        <w:t/>
+      </w:r>
+    </w:p>
+    <w:tbl>
+      <w:tblPr>
+        <w:tblW w:type="auto" w:w="0"/>
+        <w:jc w:val="center"/>
+        <w:tblLayout w:type="fixed"/>
+        <w:tblLook w:firstColumn="1" w:firstRow="1" w:lastColumn="0" w:lastRow="0" w:noHBand="0" w:noVBand="1" w:val="04A0"/>
+      </w:tblPr>
+      <w:tblGrid>
+        <w:gridCol w:w="9792"/>
+      </w:tblGrid>
+      <w:tr>
+        <w:trPr>
+          <w:cantSplit/>
+        </w:trPr>
+        <w:tc>
+          <w:tcPr>
+            <w:tcW w:type="dxa" w:w="9792"/>
+            <w:tcBorders>
+              <w:top w:val="single" w:sz="4" w:space="0" w:color="ADD6C9"/>
+              <w:left w:val="single" w:sz="4" w:space="0" w:color="ADD6C9"/>
+              <w:bottom w:val="single" w:sz="4" w:space="0" w:color="ADD6C9"/>
+              <w:right w:val="single" w:sz="4" w:space="0" w:color="ADD6C9"/>
+            </w:tcBorders>
+            <w:shd w:fill="EEF6F3"/>
+            <w:tcMar>
+              <w:top w:w="120" w:type="dxa"/>
+              <w:bottom w:w="120" w:type="dxa"/>
+              <w:left w:w="160" w:type="dxa"/>
+              <w:right w:w="160" w:type="dxa"/>
+            </w:tcMar>
+          </w:tcPr>
+          <w:p>
+            <w:pPr>
+              <w:spacing w:before="0" w:after="40"/>
+            </w:pPr>
+            <w:r>
+              <w:rPr>
+                <w:rFonts w:ascii="Calibri" w:hAnsi="Calibri"/>
+                <w:b/>
+                <w:color w:val="0F172A"/>
+                <w:sz w:val="17"/>
+              </w:rPr>
+              <w:t>INSTRUCCIONES PARA EL EMPLEADOR</w:t>
+            </w:r>
+          </w:p>
+          <w:p>
+            <w:pPr>
+              <w:spacing w:before="0" w:after="30"/>
+            </w:pPr>
+            <w:r>
+              <w:rPr>
+                <w:rFonts w:ascii="Calibri" w:hAnsi="Calibri"/>
+                <w:color w:val="475569"/>
+                <w:sz w:val="16"/>
+              </w:rPr>
+              <w:t>• Completa los campos resaltados en amarillo con datos reales y borra las alternativas que no apliquen.</w:t>
+            </w:r>
+          </w:p>
+          <w:p>
+            <w:pPr>
+              <w:spacing w:before="0" w:after="30"/>
+            </w:pPr>
+            <w:r>
+              <w:rPr>
+                <w:rFonts w:ascii="Calibri" w:hAnsi="Calibri"/>
+                <w:color w:val="475569"/>
+                <w:sz w:val="16"/>
+              </w:rPr>
+              <w:t>• PLAZO: entrega la carta en mano o envíala por carta certificada al domicilio del contrato dentro de los 3 DÍAS HÁBILES siguientes a la separación del trabajador, con copia a la Inspección del Trabajo en el mismo plazo.</w:t>
+            </w:r>
+          </w:p>
+          <w:p>
+            <w:pPr>
+              <w:spacing w:before="0" w:after="30"/>
+            </w:pPr>
+            <w:r>
+              <w:rPr>
+                <w:rFonts w:ascii="Calibri" w:hAnsi="Calibri"/>
+                <w:color w:val="475569"/>
+                <w:sz w:val="16"/>
+              </w:rPr>
+              <w:t>• Adjunta los comprobantes de pago de cotizaciones al día (AFP, salud y seguro de cesantía). Sin ellos el despido no produce efecto (Art. 162).</w:t>
+            </w:r>
+          </w:p>
+          <w:p>
+            <w:pPr>
+              <w:spacing w:before="0" w:after="30"/>
+            </w:pPr>
+            <w:r>
+              <w:rPr>
+                <w:rFonts w:ascii="Calibri" w:hAnsi="Calibri"/>
+                <w:color w:val="475569"/>
+                <w:sz w:val="16"/>
+              </w:rPr>
+              <w:t>• En un juicio solo podrás defender los hechos que escribas en la carta (Art. 454 N° 1): descríbelos con fechas, horas, lugares y personas.</w:t>
+            </w:r>
+          </w:p>
+          <w:p>
+            <w:pPr>
+              <w:spacing w:before="0" w:after="30"/>
+            </w:pPr>
+            <w:r>
+              <w:rPr>
+                <w:rFonts w:ascii="Calibri" w:hAnsi="Calibri"/>
+                <w:color w:val="475569"/>
+                <w:sz w:val="16"/>
+              </w:rPr>
+              <w:t>• Conserva el libro de asistencia o el reporte del reloj control, y el comprobante de seguimiento de Correos: son la prueba principal.</w:t>
+            </w:r>
+          </w:p>
+          <w:p>
+            <w:pPr>
+              <w:spacing w:before="0" w:after="30"/>
+            </w:pPr>
+            <w:r>
+              <w:rPr>
+                <w:rFonts w:ascii="Calibri" w:hAnsi="Calibri"/>
+                <w:color w:val="475569"/>
+                <w:sz w:val="16"/>
+              </w:rPr>
+              <w:t>• Antes de enviar la carta, confirma que el trabajador no haya presentado una licencia médica ni una justificación que corresponda considerar.</w:t>
+            </w:r>
+          </w:p>
+        </w:tc>
+      </w:tr>
+    </w:tbl>
+    <w:p>
+      <w:pPr>
+        <w:keepNext/>
+        <w:spacing w:before="0" w:after="80"/>
+      </w:pPr>
+    </w:p>
+    <w:p>
+      <w:pPr>
+        <w:keepNext/>
+        <w:spacing w:before="120" w:after="40"/>
+      </w:pPr>
+      <w:r>
+        <w:rPr>
+          <w:rFonts w:ascii="Calibri" w:hAnsi="Calibri"/>
+          <w:b/>
+          <w:color w:val="1E293B"/>
+          <w:sz w:val="20"/>
+        </w:rPr>
+        <w:t>ANTES DE ENVIAR, REVISA</w:t>
+      </w:r>
+    </w:p>
+    <w:p>
+      <w:pPr>
+        <w:spacing w:before="40" w:after="80"/>
+      </w:pPr>
+      <w:r>
+        <w:rPr>
+          <w:rFonts w:ascii="Calibri" w:hAnsi="Calibri"/>
+          <w:b w:val="0"/>
+          <w:color w:val="0F172A"/>
+          <w:sz w:val="20"/>
+        </w:rPr>
+        <w:t>☐  Completé todos los campos resaltados en amarillo y borré las alternativas que no aplican.</w:t>
+      </w:r>
+    </w:p>
+    <w:p>
+      <w:pPr>
+        <w:spacing w:before="40" w:after="80"/>
+      </w:pPr>
+      <w:r>
+        <w:rPr>
+          <w:rFonts w:ascii="Calibri" w:hAnsi="Calibri"/>
+          <w:b w:val="0"/>
+          <w:color w:val="0F172A"/>
+          <w:sz w:val="20"/>
+        </w:rPr>
+        <w:t>☐  Quité el resaltado amarillo del texto final.</w:t>
+      </w:r>
+    </w:p>
+    <w:p>
+      <w:pPr>
+        <w:spacing w:before="40" w:after="80"/>
+      </w:pPr>
+      <w:r>
+        <w:rPr>
+          <w:rFonts w:ascii="Calibri" w:hAnsi="Calibri"/>
+          <w:b w:val="0"/>
+          <w:color w:val="0F172A"/>
+          <w:sz w:val="20"/>
+        </w:rPr>
+        <w:t>☐  Las cotizaciones están pagadas y tengo los comprobantes para adjuntar.</w:t>
+      </w:r>
+    </w:p>
+    <w:p>
+      <w:pPr>
+        <w:spacing w:before="40" w:after="80"/>
+      </w:pPr>
+      <w:r>
+        <w:rPr>
+          <w:rFonts w:ascii="Calibri" w:hAnsi="Calibri"/>
+          <w:b w:val="0"/>
+          <w:color w:val="0F172A"/>
+          <w:sz w:val="20"/>
+        </w:rPr>
+        <w:t>☐  Imprimo desde la página siguiente: esta hoja de instrucciones no se envía.</w:t>
+      </w:r>
+    </w:p>
+    <w:p>
+      <w:pPr>
+        <w:spacing w:before="40" w:after="80"/>
+      </w:pPr>
+      <w:r>
+        <w:rPr>
+          <w:rFonts w:ascii="Calibri" w:hAnsi="Calibri"/>
+          <w:b w:val="0"/>
+          <w:color w:val="0F172A"/>
+          <w:sz w:val="20"/>
+        </w:rPr>
+        <w:t>☐  Guardaré una copia firmada y el comprobante de envío (Correos o recepción en mano).</w:t>
+      </w:r>
+    </w:p>
+    <w:p>
+      <w:pPr>
+        <w:spacing w:before="40" w:after="80"/>
+      </w:pPr>
+      <w:r>
+        <w:rPr>
+          <w:rFonts w:ascii="Calibri" w:hAnsi="Calibri"/>
+          <w:b w:val="0"/>
+          <w:color w:val="0F172A"/>
+          <w:sz w:val="20"/>
+        </w:rPr>
+        <w:t>Versión 2026.10 (octubre de 2026). Modelo de referencia basado en el Código del Trabajo vigente a esa fecha; no constituye asesoría legal. Si tu caso tiene particularidades (fuero, denuncias de acoso, montos altos), revísalo con un abogado antes de enviar la carta.</w:t>
+      </w:r>
+    </w:p>
+    <w:p>
+      <w:pPr>
+        <w:sectPr>
+          <w:footerReference w:type="default" r:id="rId9"/>
+          <w:pgSz w:w="12240" w:h="15840"/>
+          <w:pgMar w:top="936" w:right="936" w:bottom="936" w:left="936" w:header="720" w:footer="720" w:gutter="0"/>
+          <w:cols w:space="720"/>
+          <w:docGrid w:linePitch="360"/>
+        </w:sectPr>
+      </w:pPr>
+    </w:p>
+    <w:p>
+      <w:pPr>
+        <w:spacing w:before="40" w:after="80"/>
+      </w:pPr>
+      <w:r>
+        <w:rPr>
+          <w:rFonts w:ascii="Calibri" w:hAnsi="Calibri"/>
+          <w:b/>
+          <w:color w:val="0F172A"/>
+          <w:sz w:val="20"/>
+          <w:highlight w:val="yellow"/>
+        </w:rPr>
+        <w:t xml:space="preserve">[CIUDAD]</w:t>
+      </w:r>
+      <w:r>
+        <w:rPr>
+          <w:rFonts w:ascii="Calibri" w:hAnsi="Calibri"/>
+          <w:b/>
+          <w:color w:val="0F172A"/>
+          <w:sz w:val="20"/>
+        </w:rPr>
+        <w:t xml:space="preserve">, </w:t>
+      </w:r>
+      <w:r>
+        <w:rPr>
+          <w:rFonts w:ascii="Calibri" w:hAnsi="Calibri"/>
+          <w:b/>
+          <w:color w:val="0F172A"/>
+          <w:sz w:val="20"/>
+          <w:highlight w:val="yellow"/>
+        </w:rPr>
+        <w:t xml:space="preserve">[DÍA]</w:t>
+      </w:r>
+      <w:r>
+        <w:rPr>
+          <w:rFonts w:ascii="Calibri" w:hAnsi="Calibri"/>
+          <w:b/>
+          <w:color w:val="0F172A"/>
+          <w:sz w:val="20"/>
+        </w:rPr>
+        <w:t xml:space="preserve"> de </w:t>
+      </w:r>
+      <w:r>
+        <w:rPr>
+          <w:rFonts w:ascii="Calibri" w:hAnsi="Calibri"/>
+          <w:b/>
+          <w:color w:val="0F172A"/>
+          <w:sz w:val="20"/>
+          <w:highlight w:val="yellow"/>
+        </w:rPr>
+        <w:t xml:space="preserve">[MES]</w:t>
+      </w:r>
+      <w:r>
+        <w:rPr>
+          <w:rFonts w:ascii="Calibri" w:hAnsi="Calibri"/>
+          <w:b/>
+          <w:color w:val="0F172A"/>
+          <w:sz w:val="20"/>
+        </w:rPr>
+        <w:t xml:space="preserve"> de </w:t>
+      </w:r>
+      <w:r>
+        <w:rPr>
+          <w:rFonts w:ascii="Calibri" w:hAnsi="Calibri"/>
+          <w:b/>
+          <w:color w:val="0F172A"/>
+          <w:sz w:val="20"/>
+          <w:highlight w:val="yellow"/>
+        </w:rPr>
+        <w:t xml:space="preserve">[AÑO]</w:t>
+      </w:r>
+      <w:r>
+        <w:rPr>
+          <w:rFonts w:ascii="Calibri" w:hAnsi="Calibri"/>
+          <w:b/>
+          <w:color w:val="0F172A"/>
+          <w:sz w:val="20"/>
+        </w:rPr>
+        <w:t xml:space="preserve">.</w:t>
+      </w:r>
+    </w:p>
+    <w:p>
+      <w:pPr>
+        <w:spacing w:before="40" w:after="80"/>
+      </w:pPr>
+      <w:r>
+        <w:rPr>
+          <w:rFonts w:ascii="Calibri" w:hAnsi="Calibri"/>
+          <w:b/>
+          <w:color w:val="0F172A"/>
+          <w:sz w:val="20"/>
+        </w:rPr>
+        <w:t xml:space="preserve">Señor(a):</w:t>
+      </w:r>
+      <w:r>
+        <w:rPr>
+          <w:rFonts w:ascii="Calibri" w:hAnsi="Calibri"/>
+          <w:b/>
+          <w:color w:val="0F172A"/>
+          <w:sz w:val="20"/>
+        </w:rPr>
+        <w:br/>
+      </w:r>
+      <w:r>
+        <w:rPr>
+          <w:rFonts w:ascii="Calibri" w:hAnsi="Calibri"/>
+          <w:b/>
+          <w:color w:val="0F172A"/>
+          <w:sz w:val="20"/>
+          <w:highlight w:val="yellow"/>
+        </w:rPr>
+        <w:t xml:space="preserve">[NOMBRE COMPLETO DEL TRABAJADOR]</w:t>
+      </w:r>
+      <w:r>
+        <w:rPr>
+          <w:rFonts w:ascii="Calibri" w:hAnsi="Calibri"/>
+          <w:b/>
+          <w:color w:val="0F172A"/>
+          <w:sz w:val="20"/>
+        </w:rPr>
+        <w:br/>
+      </w:r>
+      <w:r>
+        <w:rPr>
+          <w:rFonts w:ascii="Calibri" w:hAnsi="Calibri"/>
+          <w:b w:val="0"/>
+          <w:color w:val="0F172A"/>
+          <w:sz w:val="20"/>
+        </w:rPr>
+        <w:t xml:space="preserve">R.U.T.: </w:t>
+      </w:r>
+      <w:r>
+        <w:rPr>
+          <w:rFonts w:ascii="Calibri" w:hAnsi="Calibri"/>
+          <w:b w:val="0"/>
+          <w:color w:val="0F172A"/>
+          <w:sz w:val="20"/>
+          <w:highlight w:val="yellow"/>
+        </w:rPr>
+        <w:t xml:space="preserve">[RUT DEL TRABAJADOR]</w:t>
+      </w:r>
+      <w:r>
+        <w:rPr>
+          <w:rFonts w:ascii="Calibri" w:hAnsi="Calibri"/>
+          <w:b w:val="0"/>
+          <w:color w:val="0F172A"/>
+          <w:sz w:val="20"/>
+        </w:rPr>
+        <w:br/>
+      </w:r>
+      <w:r>
+        <w:rPr>
+          <w:rFonts w:ascii="Calibri" w:hAnsi="Calibri"/>
+          <w:b w:val="0"/>
+          <w:color w:val="0F172A"/>
+          <w:sz w:val="20"/>
+        </w:rPr>
+        <w:t xml:space="preserve">Cargo: </w:t>
+      </w:r>
+      <w:r>
+        <w:rPr>
+          <w:rFonts w:ascii="Calibri" w:hAnsi="Calibri"/>
+          <w:b w:val="0"/>
+          <w:color w:val="0F172A"/>
+          <w:sz w:val="20"/>
+          <w:highlight w:val="yellow"/>
+        </w:rPr>
+        <w:t xml:space="preserve">[CARGO O FUNCIÓN]</w:t>
+      </w:r>
+      <w:r>
+        <w:rPr>
+          <w:rFonts w:ascii="Calibri" w:hAnsi="Calibri"/>
+          <w:b w:val="0"/>
+          <w:color w:val="0F172A"/>
+          <w:sz w:val="20"/>
+        </w:rPr>
+        <w:br/>
+      </w:r>
+      <w:r>
+        <w:rPr>
+          <w:rFonts w:ascii="Calibri" w:hAnsi="Calibri"/>
+          <w:b w:val="0"/>
+          <w:color w:val="0F172A"/>
+          <w:sz w:val="20"/>
+        </w:rPr>
+        <w:t xml:space="preserve">Domicilio: </w:t>
+      </w:r>
+      <w:r>
+        <w:rPr>
+          <w:rFonts w:ascii="Calibri" w:hAnsi="Calibri"/>
+          <w:b w:val="0"/>
+          <w:color w:val="0F172A"/>
+          <w:sz w:val="20"/>
+          <w:highlight w:val="yellow"/>
+        </w:rPr>
+        <w:t xml:space="preserve">[DIRECCIÓN REGISTRADA EN EL CONTRATO]</w:t>
+      </w:r>
+      <w:r>
+        <w:rPr>
+          <w:rFonts w:ascii="Calibri" w:hAnsi="Calibri"/>
+          <w:b w:val="0"/>
+          <w:color w:val="0F172A"/>
+          <w:sz w:val="20"/>
+        </w:rPr>
+        <w:br/>
+      </w:r>
+      <w:r>
+        <w:rPr>
+          <w:rFonts w:ascii="Calibri" w:hAnsi="Calibri"/>
+          <w:b w:val="0"/>
+          <w:color w:val="0F172A"/>
+          <w:sz w:val="20"/>
+        </w:rPr>
+        <w:t xml:space="preserve">Comuna / Ciudad: </w:t>
+      </w:r>
+      <w:r>
+        <w:rPr>
+          <w:rFonts w:ascii="Calibri" w:hAnsi="Calibri"/>
+          <w:b w:val="0"/>
+          <w:color w:val="0F172A"/>
+          <w:sz w:val="20"/>
+          <w:highlight w:val="yellow"/>
+        </w:rPr>
+        <w:t xml:space="preserve">[COMUNA / CIUDAD]</w:t>
+      </w:r>
+    </w:p>
+    <w:p>
+      <w:pPr>
+        <w:spacing w:before="40" w:after="80"/>
+      </w:pPr>
+      <w:r>
+        <w:rPr>
+          <w:rFonts w:ascii="Calibri" w:hAnsi="Calibri"/>
+          <w:b/>
+          <w:color w:val="0F172A"/>
+          <w:sz w:val="20"/>
+        </w:rPr>
+        <w:t>De nuestra consideración:</w:t>
+      </w:r>
+    </w:p>
+    <w:p>
+      <w:pPr>
+        <w:spacing w:before="40" w:after="80"/>
+      </w:pPr>
+      <w:r>
+        <w:rPr>
+          <w:rFonts w:ascii="Calibri" w:hAnsi="Calibri"/>
+          <w:b w:val="0"/>
+          <w:color w:val="0F172A"/>
+          <w:sz w:val="20"/>
+        </w:rPr>
+        <w:t xml:space="preserve">Por medio de la presente, comunicamos formalmente a usted que con fecha </w:t>
+      </w:r>
+      <w:r>
+        <w:rPr>
+          <w:rFonts w:ascii="Calibri" w:hAnsi="Calibri"/>
+          <w:b w:val="0"/>
+          <w:color w:val="0F172A"/>
+          <w:sz w:val="20"/>
+          <w:highlight w:val="yellow"/>
+        </w:rPr>
+        <w:t xml:space="preserve">[DÍA DE TÉRMINO]</w:t>
+      </w:r>
+      <w:r>
+        <w:rPr>
+          <w:rFonts w:ascii="Calibri" w:hAnsi="Calibri"/>
+          <w:b w:val="0"/>
+          <w:color w:val="0F172A"/>
+          <w:sz w:val="20"/>
+        </w:rPr>
+        <w:t xml:space="preserve"> de </w:t>
+      </w:r>
+      <w:r>
+        <w:rPr>
+          <w:rFonts w:ascii="Calibri" w:hAnsi="Calibri"/>
+          <w:b w:val="0"/>
+          <w:color w:val="0F172A"/>
+          <w:sz w:val="20"/>
+          <w:highlight w:val="yellow"/>
+        </w:rPr>
+        <w:t xml:space="preserve">[MES]</w:t>
+      </w:r>
+      <w:r>
+        <w:rPr>
+          <w:rFonts w:ascii="Calibri" w:hAnsi="Calibri"/>
+          <w:b w:val="0"/>
+          <w:color w:val="0F172A"/>
+          <w:sz w:val="20"/>
+        </w:rPr>
+        <w:t xml:space="preserve"> de </w:t>
+      </w:r>
+      <w:r>
+        <w:rPr>
+          <w:rFonts w:ascii="Calibri" w:hAnsi="Calibri"/>
+          <w:b w:val="0"/>
+          <w:color w:val="0F172A"/>
+          <w:sz w:val="20"/>
+          <w:highlight w:val="yellow"/>
+        </w:rPr>
+        <w:t xml:space="preserve">[AÑO]</w:t>
+      </w:r>
+      <w:r>
+        <w:rPr>
+          <w:rFonts w:ascii="Calibri" w:hAnsi="Calibri"/>
+          <w:b w:val="0"/>
+          <w:color w:val="0F172A"/>
+          <w:sz w:val="20"/>
+        </w:rPr>
+        <w:t xml:space="preserve"> se ha resuelto poner término al contrato de trabajo que lo vincula con nuestra empresa </w:t>
+      </w:r>
+      <w:r>
+        <w:rPr>
+          <w:rFonts w:ascii="Calibri" w:hAnsi="Calibri"/>
+          <w:b w:val="0"/>
+          <w:color w:val="0F172A"/>
+          <w:sz w:val="20"/>
+          <w:highlight w:val="yellow"/>
+        </w:rPr>
+        <w:t xml:space="preserve">[RAZÓN SOCIAL EMPRESA]</w:t>
+      </w:r>
+      <w:r>
+        <w:rPr>
+          <w:rFonts w:ascii="Calibri" w:hAnsi="Calibri"/>
+          <w:b w:val="0"/>
+          <w:color w:val="0F172A"/>
+          <w:sz w:val="20"/>
+        </w:rPr>
+        <w:t xml:space="preserve">, R.U.T. </w:t>
+      </w:r>
+      <w:r>
+        <w:rPr>
+          <w:rFonts w:ascii="Calibri" w:hAnsi="Calibri"/>
+          <w:b w:val="0"/>
+          <w:color w:val="0F172A"/>
+          <w:sz w:val="20"/>
+          <w:highlight w:val="yellow"/>
+        </w:rPr>
+        <w:t xml:space="preserve">[RUT EMPRESA]</w:t>
+      </w:r>
+      <w:r>
+        <w:rPr>
+          <w:rFonts w:ascii="Calibri" w:hAnsi="Calibri"/>
+          <w:b w:val="0"/>
+          <w:color w:val="0F172A"/>
+          <w:sz w:val="20"/>
+        </w:rPr>
+        <w:t xml:space="preserve">, por la causal que se indica a continuación.</w:t>
+      </w:r>
+    </w:p>
+    <w:p>
+      <w:pPr>
+        <w:keepNext/>
+        <w:spacing w:before="120" w:after="40"/>
+      </w:pPr>
+      <w:r>
+        <w:rPr>
+          <w:rFonts w:ascii="Calibri" w:hAnsi="Calibri"/>
+          <w:b/>
+          <w:color w:val="1E293B"/>
+          <w:sz w:val="20"/>
+        </w:rPr>
+        <w:t>I. CAUSAL LEGAL INVOCADA:</w:t>
+      </w:r>
+    </w:p>
+    <w:p>
+      <w:pPr>
+        <w:spacing w:before="40" w:after="80"/>
+      </w:pPr>
+      <w:r>
+        <w:rPr>
+          <w:rFonts w:ascii="Calibri" w:hAnsi="Calibri"/>
+          <w:b w:val="0"/>
+          <w:color w:val="0F172A"/>
+          <w:sz w:val="20"/>
+        </w:rPr>
+        <w:t>La causal aplicada es la del Artículo 160 N° 3 del Código del Trabajo, esto es: 'No concurrencia del trabajador a sus labores sin causa justificada durante dos días seguidos, dos lunes en el mes o un total de tres días durante igual período de tiempo'.</w:t>
+      </w:r>
+    </w:p>
+    <w:p>
+      <w:pPr>
+        <w:keepNext/>
+        <w:spacing w:before="120" w:after="40"/>
+      </w:pPr>
+      <w:r>
+        <w:rPr>
+          <w:rFonts w:ascii="Calibri" w:hAnsi="Calibri"/>
+          <w:b/>
+          <w:color w:val="1E293B"/>
+          <w:sz w:val="20"/>
+        </w:rPr>
+        <w:t>II. HECHOS EN QUE SE FUNDA:</w:t>
+      </w:r>
+    </w:p>
+    <w:p>
+      <w:pPr>
+        <w:spacing w:before="40" w:after="80"/>
+      </w:pPr>
+      <w:r>
+        <w:rPr>
+          <w:rFonts w:ascii="Calibri" w:hAnsi="Calibri"/>
+          <w:b w:val="0"/>
+          <w:color w:val="0F172A"/>
+          <w:sz w:val="20"/>
+        </w:rPr>
+        <w:t xml:space="preserve">Los hechos concretos en que se funda esta decisión consisten en que usted no concurrió a prestar sus servicios los siguientes días: </w:t>
+      </w:r>
+      <w:r>
+        <w:rPr>
+          <w:rFonts w:ascii="Calibri" w:hAnsi="Calibri"/>
+          <w:b w:val="0"/>
+          <w:color w:val="0F172A"/>
+          <w:sz w:val="20"/>
+          <w:highlight w:val="yellow"/>
+        </w:rPr>
+        <w:t xml:space="preserve">[INDICA LOS DÍAS EXACTOS. EJEMPLO: lunes 12 y martes 13 de julio / lunes 5 y lunes 19 de julio / un total de tres días en el mes: los días 4, 11 y 18]</w:t>
+      </w:r>
+      <w:r>
+        <w:rPr>
+          <w:rFonts w:ascii="Calibri" w:hAnsi="Calibri"/>
+          <w:b w:val="0"/>
+          <w:color w:val="0F172A"/>
+          <w:sz w:val="20"/>
+        </w:rPr>
+        <w:t xml:space="preserve">, jornadas en las cuales debía cumplir funciones según su horario contractual.</w:t>
+      </w:r>
+    </w:p>
+    <w:p>
+      <w:pPr>
+        <w:spacing w:before="40" w:after="80"/>
+      </w:pPr>
+      <w:r>
+        <w:rPr>
+          <w:rFonts w:ascii="Calibri" w:hAnsi="Calibri"/>
+          <w:b w:val="0"/>
+          <w:color w:val="0F172A"/>
+          <w:sz w:val="20"/>
+        </w:rPr>
+        <w:t>A la fecha de esta comunicación, usted no ha presentado licencia médica emitida por un organismo de salud competente, ni ha justificado ante la empresa la causa de sus ausencias.</w:t>
+      </w:r>
+    </w:p>
+    <w:p>
+      <w:pPr>
+        <w:keepNext/>
+        <w:spacing w:before="120" w:after="40"/>
+      </w:pPr>
+      <w:r>
+        <w:rPr>
+          <w:rFonts w:ascii="Calibri" w:hAnsi="Calibri"/>
+          <w:b/>
+          <w:color w:val="1E293B"/>
+          <w:sz w:val="20"/>
+        </w:rPr>
+        <w:t>III. ESTADO DE PAGO DE COTIZACIONES PREVISIONALES:</w:t>
+      </w:r>
+    </w:p>
+    <w:p>
+      <w:pPr>
+        <w:spacing w:before="40" w:after="80"/>
+      </w:pPr>
+      <w:r>
+        <w:rPr>
+          <w:rFonts w:ascii="Calibri" w:hAnsi="Calibri"/>
+          <w:b w:val="0"/>
+          <w:color w:val="0F172A"/>
+          <w:sz w:val="20"/>
+        </w:rPr>
+        <w:t>En cumplimiento del Artículo 162 del Código del Trabajo, se acompaña a esta comunicación el estado de pago de sus cotizaciones previsionales y de salud, con los comprobantes que acreditan que se encuentran pagadas hasta el último día del mes anterior al del término del contrato (AFP, Fonasa o Isapre, y Seguro de Cesantía).</w:t>
+      </w:r>
+    </w:p>
+    <w:p>
+      <w:pPr>
+        <w:keepNext/>
+        <w:spacing w:before="120" w:after="40"/>
+      </w:pPr>
+      <w:r>
+        <w:rPr>
+          <w:rFonts w:ascii="Calibri" w:hAnsi="Calibri"/>
+          <w:b/>
+          <w:color w:val="1E293B"/>
+          <w:sz w:val="20"/>
+        </w:rPr>
+        <w:t>IV. FINIQUITO:</w:t>
+      </w:r>
+    </w:p>
+    <w:p>
+      <w:pPr>
+        <w:spacing w:before="40" w:after="80"/>
+      </w:pPr>
+      <w:r>
+        <w:rPr>
+          <w:rFonts w:ascii="Calibri" w:hAnsi="Calibri"/>
+          <w:b w:val="0"/>
+          <w:color w:val="0F172A"/>
+          <w:sz w:val="20"/>
+        </w:rPr>
+        <w:t xml:space="preserve">Por tratarse de una causal imputable al trabajador, no corresponde el pago de indemnización por años de servicio ni de indemnización sustitutiva del aviso previo, sin perjuicio de lo que se haya pactado en su contrato individual o colectivo. Su finiquito, con las remuneraciones devengadas pendientes y la compensación del feriado legal y proporcional pendiente (Art. 73), estará disponible en </w:t>
+      </w:r>
+      <w:r>
+        <w:rPr>
+          <w:rFonts w:ascii="Calibri" w:hAnsi="Calibri"/>
+          <w:b w:val="0"/>
+          <w:color w:val="0F172A"/>
+          <w:sz w:val="20"/>
+          <w:highlight w:val="yellow"/>
+        </w:rPr>
+        <w:t xml:space="preserve">[NOTARÍA / LUGAR DE FIRMA]</w:t>
+      </w:r>
+      <w:r>
+        <w:rPr>
+          <w:rFonts w:ascii="Calibri" w:hAnsi="Calibri"/>
+          <w:b w:val="0"/>
+          <w:color w:val="0F172A"/>
+          <w:sz w:val="20"/>
+        </w:rPr>
+        <w:t xml:space="preserve"> dentro del plazo de 10 días hábiles contado desde la separación.</w:t>
+      </w:r>
+    </w:p>
+    <w:p>
+      <w:pPr>
+        <w:spacing w:before="40" w:after="80"/>
+      </w:pPr>
+      <w:r>
+        <w:rPr>
+          <w:rFonts w:ascii="Calibri" w:hAnsi="Calibri"/>
+          <w:b w:val="0"/>
+          <w:color w:val="0F172A"/>
+          <w:sz w:val="20"/>
+        </w:rPr>
+        <w:t>Sin otro particular, le saluda atentamente,</w:t>
+      </w:r>
+    </w:p>
+    <w:p>
+      <w:pPr>
+        <w:keepNext/>
+        <w:spacing w:before="0" w:after="80"/>
       </w:pPr>
     </w:p>
     <w:tbl>
@@ -74,360 +876,249 @@
         <w:tblLook w:firstColumn="1" w:firstRow="1" w:lastColumn="0" w:lastRow="0" w:noHBand="0" w:noVBand="1" w:val="04A0"/>
       </w:tblPr>
       <w:tblGrid>
-        <w:gridCol w:w="9360"/>
+        <w:gridCol w:w="4896"/>
+        <w:gridCol w:w="4896"/>
       </w:tblGrid>
       <w:tr>
+        <w:trPr>
+          <w:cantSplit/>
+        </w:trPr>
         <w:tc>
           <w:tcPr>
-            <w:tcW w:type="dxa" w:w="9936"/>
-            <w:shd w:fill="F8FAFC"/>
+            <w:tcW w:type="dxa" w:w="4896"/>
             <w:tcMar>
-              <w:top w:w="140" w:type="dxa"/>
-              <w:bottom w:w="140" w:type="dxa"/>
-              <w:left w:w="180" w:type="dxa"/>
-              <w:right w:w="180" w:type="dxa"/>
+              <w:top w:w="60" w:type="dxa"/>
+              <w:bottom w:w="60" w:type="dxa"/>
+              <w:left w:w="100" w:type="dxa"/>
+              <w:right w:w="100" w:type="dxa"/>
             </w:tcMar>
           </w:tcPr>
           <w:p>
             <w:pPr>
-              <w:spacing w:after="0"/>
-            </w:pPr>
-            <w:r>
-              <w:rPr>
-                <w:rFonts w:ascii="Arial" w:hAnsi="Arial"/>
-                <w:color w:val="475569"/>
-                <w:sz w:val="18"/>
-              </w:rPr>
-              <w:t>📋 INSTRUCCIÓN PARA EL EMPLEADOR:</w:t>
-              <w:br/>
-              <w:t>1. ATENCIÓN PLAZO LEGAL: La carta debe despacharse por Carta Certificada a Correos de Chile dentro de los 3 DÍAS HÁBILES siguientes a la separación del trabajador.</w:t>
-              <w:br/>
-              <w:t>2. Deberá remitir copia a la Inspección del Trabajo dentro del mismo plazo de 3 días.</w:t>
-              <w:br/>
-              <w:t>3. Conserve el Libro de Asistencia o reporte biométrico y el comprobante de seguimiento de Correos como prueba fundamental ante eventual reclamo en la DT.</w:t>
-            </w:r>
-          </w:p>
-        </w:tc>
-      </w:tr>
-    </w:tbl>
-    <w:p>
-      <w:pPr>
-        <w:spacing w:after="200"/>
-      </w:pPr>
-    </w:p>
-    <w:p>
-      <w:pPr>
-        <w:jc w:val="right"/>
-      </w:pPr>
-      <w:r>
-        <w:rPr>
-          <w:rFonts w:ascii="Arial" w:hAnsi="Arial"/>
-          <w:b/>
-          <w:sz w:val="20"/>
-        </w:rPr>
-        <w:t>[CIUDAD], [DÍA] de [MES] de 2026.</w:t>
-      </w:r>
-    </w:p>
-    <w:p>
-      <w:pPr>
-        <w:spacing w:after="280" w:line="288" w:lineRule="auto"/>
-      </w:pPr>
-      <w:r>
-        <w:rPr>
-          <w:rFonts w:ascii="Arial" w:hAnsi="Arial"/>
-          <w:b/>
-          <w:sz w:val="20"/>
-        </w:rPr>
-        <w:t>Señor(a):</w:t>
-        <w:br/>
-      </w:r>
-      <w:r>
-        <w:rPr>
-          <w:rFonts w:ascii="Arial" w:hAnsi="Arial"/>
-          <w:b/>
-          <w:sz w:val="20"/>
-        </w:rPr>
-        <w:t>[NOMBRE COMPLETO DEL TRABAJADOR]</w:t>
-        <w:br/>
-      </w:r>
-      <w:r>
-        <w:rPr>
-          <w:rFonts w:ascii="Arial" w:hAnsi="Arial"/>
-          <w:b w:val="0"/>
-          <w:sz w:val="20"/>
-        </w:rPr>
-        <w:t>R.U.T.: [RUT DEL TRABAJADOR]</w:t>
-        <w:br/>
-      </w:r>
-      <w:r>
-        <w:rPr>
-          <w:rFonts w:ascii="Arial" w:hAnsi="Arial"/>
-          <w:b w:val="0"/>
-          <w:sz w:val="20"/>
-        </w:rPr>
-        <w:t>Cargo: [CARGO O FUNCIÓN]</w:t>
-        <w:br/>
-      </w:r>
-      <w:r>
-        <w:rPr>
-          <w:rFonts w:ascii="Arial" w:hAnsi="Arial"/>
-          <w:b w:val="0"/>
-          <w:sz w:val="20"/>
-        </w:rPr>
-        <w:t>Domicilio: [DIRECCIÓN REGISTRADA EN EL CONTRATO]</w:t>
-        <w:br/>
-      </w:r>
-      <w:r>
-        <w:rPr>
-          <w:rFonts w:ascii="Arial" w:hAnsi="Arial"/>
-          <w:b w:val="0"/>
-          <w:sz w:val="20"/>
-        </w:rPr>
-        <w:t>Comuna / Ciudad: [COMUNA / CIUDAD]</w:t>
-        <w:br/>
-      </w:r>
-      <w:r>
-        <w:rPr>
-          <w:rFonts w:ascii="Arial" w:hAnsi="Arial"/>
-          <w:b/>
-          <w:sz w:val="20"/>
-        </w:rPr>
-        <w:t>Presente.</w:t>
-        <w:br/>
-      </w:r>
-    </w:p>
-    <w:p>
-      <w:pPr>
-        <w:spacing w:line="300" w:lineRule="auto" w:after="160"/>
-      </w:pPr>
-      <w:r>
-        <w:rPr>
-          <w:rFonts w:ascii="Arial" w:hAnsi="Arial"/>
-          <w:b/>
-          <w:sz w:val="20"/>
-        </w:rPr>
-        <w:t>De nuestra consideración:</w:t>
-      </w:r>
-    </w:p>
-    <w:p>
-      <w:pPr>
-        <w:spacing w:line="300" w:lineRule="auto" w:after="160"/>
-      </w:pPr>
-      <w:r>
-        <w:rPr>
-          <w:rFonts w:ascii="Arial" w:hAnsi="Arial"/>
-          <w:b w:val="0"/>
-          <w:sz w:val="20"/>
-        </w:rPr>
-        <w:t>Por medio de la presente, comunicamos formalmente a usted que con fecha [DÍA DE TÉRMINO] de [MES DE TÉRMINO] de 2026, se ha resuelto poner término de manera inmediata y definitiva al contrato de trabajo que lo vincula con nuestra empresa [RAZÓN SOCIAL EMPRESA], R.U.T. [RUT EMPRESA].</w:t>
-      </w:r>
-    </w:p>
-    <w:p>
-      <w:pPr>
-        <w:spacing w:line="300" w:lineRule="auto" w:after="160"/>
-      </w:pPr>
-      <w:r>
-        <w:rPr>
-          <w:rFonts w:ascii="Arial" w:hAnsi="Arial"/>
-          <w:b/>
-          <w:sz w:val="20"/>
-        </w:rPr>
-        <w:t>I. CAUSAL LEGAL INVOCADA:</w:t>
-      </w:r>
-    </w:p>
-    <w:p>
-      <w:pPr>
-        <w:spacing w:line="300" w:lineRule="auto" w:after="160"/>
-      </w:pPr>
-      <w:r>
-        <w:rPr>
-          <w:rFonts w:ascii="Arial" w:hAnsi="Arial"/>
-          <w:b w:val="0"/>
-          <w:sz w:val="20"/>
-        </w:rPr>
-        <w:t>La causal legal aplicada para fundamentar este despido disciplinario es la establecida en el Artículo 160 Número 3 del Código del Trabajo, esto es: 'No concurrencia del trabajador a sus labores sin causa justificada durante dos días seguidos, dos lunes en el mes o un total de tres días durante igual período de tiempo'.</w:t>
-      </w:r>
-    </w:p>
-    <w:p>
-      <w:pPr>
-        <w:spacing w:line="300" w:lineRule="auto" w:after="160"/>
-      </w:pPr>
-      <w:r>
-        <w:rPr>
-          <w:rFonts w:ascii="Arial" w:hAnsi="Arial"/>
-          <w:b/>
-          <w:sz w:val="20"/>
-        </w:rPr>
-        <w:t>II. CIRCUNSTANCIAS Y HECHOS ESPECÍFICOS:</w:t>
-      </w:r>
-    </w:p>
-    <w:p>
-      <w:pPr>
-        <w:spacing w:line="300" w:lineRule="auto" w:after="160"/>
-      </w:pPr>
-      <w:r>
-        <w:rPr>
-          <w:rFonts w:ascii="Arial" w:hAnsi="Arial"/>
-          <w:b w:val="0"/>
-          <w:sz w:val="20"/>
-        </w:rPr>
-        <w:t>Los hechos concretos en que se sustenta esta determinación consisten en que usted no concurrió a prestar sus servicios habituales los siguientes días: [INDICAR DÍAS EXACTOS, EJEMPLO: lunes 12 y martes 13 de junio de 2026 / lunes 5 y lunes 19 de junio de 2026 / un total de tres días en el mes: días 4, 11 y 18], jornadas en las cuales debía cumplir funciones en nuestro establecimiento según su horario contractual convenido.</w:t>
-      </w:r>
-    </w:p>
-    <w:p>
-      <w:pPr>
-        <w:spacing w:line="300" w:lineRule="auto" w:after="160"/>
-      </w:pPr>
-      <w:r>
-        <w:rPr>
-          <w:rFonts w:ascii="Arial" w:hAnsi="Arial"/>
-          <w:b w:val="0"/>
-          <w:sz w:val="20"/>
-        </w:rPr>
-        <w:t>A la fecha de emisión y despacho de esta comunicación, usted no ha presentado licencia médica emitida por organismo de salud competente, ni ha justificado oportunamente ante esta administración la causa legítima de sus ausencias reiteradas, configurándose la causal legal descrita.</w:t>
-      </w:r>
-    </w:p>
-    <w:p>
-      <w:pPr>
-        <w:spacing w:line="300" w:lineRule="auto" w:after="160"/>
-      </w:pPr>
-      <w:r>
-        <w:rPr>
-          <w:rFonts w:ascii="Arial" w:hAnsi="Arial"/>
-          <w:b/>
-          <w:sz w:val="20"/>
-        </w:rPr>
-        <w:t>III. PREVISIÓN SOCIAL Y FINIQUITO:</w:t>
-      </w:r>
-    </w:p>
-    <w:p>
-      <w:pPr>
-        <w:spacing w:line="300" w:lineRule="auto" w:after="160"/>
-      </w:pPr>
-      <w:r>
-        <w:rPr>
-          <w:rFonts w:ascii="Arial" w:hAnsi="Arial"/>
-          <w:b w:val="0"/>
-          <w:sz w:val="20"/>
-        </w:rPr>
-        <w:t>En cumplimiento del Artículo 162 del Código del Trabajo, se acompaña a esta comunicación la certificación que acredita el pago íntegro y oportuno de sus cotizaciones previsionales de seguridad social (AFP, Salud y Seguro de Cesantía) correspondientes hasta el mes calendario anterior.</w:t>
-      </w:r>
-    </w:p>
-    <w:p>
-      <w:pPr>
-        <w:spacing w:line="300" w:lineRule="auto" w:after="160"/>
-      </w:pPr>
-      <w:r>
-        <w:rPr>
-          <w:rFonts w:ascii="Arial" w:hAnsi="Arial"/>
-          <w:b w:val="0"/>
-          <w:sz w:val="20"/>
-        </w:rPr>
-        <w:t>Hacemos presente que por tratarse de una causal imputable a falta del trabajador, no corresponde el pago de indemnización por años de servicio ni aviso previo. No obstante, su Finiquito de Trabajo con la liquidación de remuneraciones devengadas pendientes y compensación de vacaciones proporcionales (Art. 73) estará disponible en la Notaría [NOMBRE O NÚMERO DE NOTARÍA] dentro del plazo legal de 10 días hábiles.</w:t>
-      </w:r>
-    </w:p>
-    <w:p>
-      <w:pPr>
-        <w:spacing w:line="300" w:lineRule="auto" w:after="160"/>
-      </w:pPr>
-      <w:r>
-        <w:rPr>
-          <w:rFonts w:ascii="Arial" w:hAnsi="Arial"/>
-          <w:b w:val="0"/>
-          <w:sz w:val="20"/>
-        </w:rPr>
-        <w:t>Sin otro particular, le saluda atentamente,</w:t>
-      </w:r>
-    </w:p>
-    <w:p>
-      <w:pPr>
-        <w:spacing w:after="400"/>
-      </w:pPr>
-    </w:p>
-    <w:tbl>
-      <w:tblPr>
-        <w:tblW w:type="auto" w:w="0"/>
-        <w:jc w:val="center"/>
-        <w:tblLayout w:type="fixed"/>
-        <w:tblLook w:firstColumn="1" w:firstRow="1" w:lastColumn="0" w:lastRow="0" w:noHBand="0" w:noVBand="1" w:val="04A0"/>
-      </w:tblPr>
-      <w:tblGrid>
-        <w:gridCol w:w="4608"/>
-        <w:gridCol w:w="4608"/>
-      </w:tblGrid>
-      <w:tr>
-        <w:tc>
-          <w:tcPr>
-            <w:tcW w:type="dxa" w:w="4968"/>
-          </w:tcPr>
-          <w:p>
-            <w:pPr>
+              <w:keepNext/>
+              <w:spacing w:before="0" w:after="0"/>
               <w:jc w:val="center"/>
             </w:pPr>
             <w:r>
               <w:rPr>
-                <w:rFonts w:ascii="Arial" w:hAnsi="Arial"/>
+                <w:rFonts w:ascii="Calibri" w:hAnsi="Calibri" w:cs="Calibri"/>
+                <w:b/>
               </w:rPr>
-              <w:t>_________________________________________</w:t>
+              <w:t>_____________________________________</w:t>
               <w:br/>
             </w:r>
             <w:r>
               <w:rPr>
-                <w:rFonts w:ascii="Arial" w:hAnsi="Arial"/>
+                <w:rFonts w:ascii="Calibri" w:hAnsi="Calibri" w:cs="Calibri"/>
+                <w:b/>
+                <w:sz w:val="18"/>
+              </w:rPr>
+              <w:t>POR LA EMPRESA (REPRESENTANTE LEGAL)</w:t>
+              <w:br/>
+            </w:r>
+            <w:r>
+              <w:rPr>
+                <w:rFonts w:ascii="Calibri" w:hAnsi="Calibri" w:cs="Calibri"/>
+                <w:color w:val="475569"/>
+                <w:sz w:val="17"/>
+                <w:highlight w:val="yellow"/>
+              </w:rPr>
+              <w:t xml:space="preserve">[NOMBRE REPRESENTANTE LEGAL]</w:t>
+            </w:r>
+            <w:r>
+              <w:rPr>
+                <w:rFonts w:ascii="Calibri" w:hAnsi="Calibri" w:cs="Calibri"/>
+                <w:color w:val="475569"/>
                 <w:sz w:val="17"/>
               </w:rPr>
-              <w:t>[NOMBRE REPRESENTANTE LEGAL]</w:t>
               <w:br/>
-              <w:t>R.U.T.: [RUT REPRESENTANTE]</w:t>
+            </w:r>
+            <w:r>
+              <w:rPr>
+                <w:rFonts w:ascii="Calibri" w:hAnsi="Calibri" w:cs="Calibri"/>
+                <w:color w:val="475569"/>
+                <w:sz w:val="17"/>
+              </w:rPr>
+              <w:t xml:space="preserve">R.U.T.: </w:t>
+            </w:r>
+            <w:r>
+              <w:rPr>
+                <w:rFonts w:ascii="Calibri" w:hAnsi="Calibri" w:cs="Calibri"/>
+                <w:color w:val="475569"/>
+                <w:sz w:val="17"/>
+                <w:highlight w:val="yellow"/>
+              </w:rPr>
+              <w:t xml:space="preserve">[RUT REPRESENTANTE]</w:t>
+            </w:r>
+            <w:r>
+              <w:rPr>
+                <w:rFonts w:ascii="Calibri" w:hAnsi="Calibri" w:cs="Calibri"/>
+                <w:color w:val="475569"/>
+                <w:sz w:val="17"/>
+              </w:rPr>
               <w:br/>
-              <w:t>Representante Legal de</w:t>
-              <w:br/>
-              <w:t>[RAZÓN SOCIAL EMPRESA]</w:t>
+            </w:r>
+            <w:r>
+              <w:rPr>
+                <w:rFonts w:ascii="Calibri" w:hAnsi="Calibri" w:cs="Calibri"/>
+                <w:color w:val="475569"/>
+                <w:sz w:val="17"/>
+                <w:highlight w:val="yellow"/>
+              </w:rPr>
+              <w:t xml:space="preserve">[RAZÓN SOCIAL EMPRESA]</w:t>
             </w:r>
           </w:p>
         </w:tc>
         <w:tc>
           <w:tcPr>
-            <w:tcW w:type="dxa" w:w="4968"/>
+            <w:tcW w:type="dxa" w:w="4896"/>
+            <w:tcMar>
+              <w:top w:w="60" w:type="dxa"/>
+              <w:bottom w:w="60" w:type="dxa"/>
+              <w:left w:w="100" w:type="dxa"/>
+              <w:right w:w="100" w:type="dxa"/>
+            </w:tcMar>
           </w:tcPr>
           <w:p>
             <w:pPr>
+              <w:keepNext/>
+              <w:spacing w:before="0" w:after="0"/>
               <w:jc w:val="center"/>
             </w:pPr>
             <w:r>
               <w:rPr>
-                <w:rFonts w:ascii="Arial" w:hAnsi="Arial"/>
+                <w:rFonts w:ascii="Calibri" w:hAnsi="Calibri" w:cs="Calibri"/>
+                <w:b/>
               </w:rPr>
-              <w:t>_________________________________________</w:t>
+              <w:t>_____________________________________</w:t>
               <w:br/>
             </w:r>
             <w:r>
               <w:rPr>
-                <w:rFonts w:ascii="Arial" w:hAnsi="Arial"/>
-                <w:sz w:val="17"/>
+                <w:rFonts w:ascii="Calibri" w:hAnsi="Calibri" w:cs="Calibri"/>
+                <w:b/>
+                <w:sz w:val="18"/>
               </w:rPr>
               <w:t>ACUSE DE RECIBO / COPIA TRABAJADOR</w:t>
               <w:br/>
-              <w:t>Nombre: [NOMBRE TRABAJADOR]</w:t>
+            </w:r>
+            <w:r>
+              <w:rPr>
+                <w:rFonts w:ascii="Calibri" w:hAnsi="Calibri" w:cs="Calibri"/>
+                <w:color w:val="475569"/>
+                <w:sz w:val="17"/>
+              </w:rPr>
+              <w:t xml:space="preserve">Nombre: </w:t>
+            </w:r>
+            <w:r>
+              <w:rPr>
+                <w:rFonts w:ascii="Calibri" w:hAnsi="Calibri" w:cs="Calibri"/>
+                <w:color w:val="475569"/>
+                <w:sz w:val="17"/>
+                <w:highlight w:val="yellow"/>
+              </w:rPr>
+              <w:t xml:space="preserve">[NOMBRE TRABAJADOR]</w:t>
+            </w:r>
+            <w:r>
+              <w:rPr>
+                <w:rFonts w:ascii="Calibri" w:hAnsi="Calibri" w:cs="Calibri"/>
+                <w:color w:val="475569"/>
+                <w:sz w:val="17"/>
+              </w:rPr>
               <w:br/>
-              <w:t>R.U.T.: [RUT TRABAJADOR]</w:t>
+            </w:r>
+            <w:r>
+              <w:rPr>
+                <w:rFonts w:ascii="Calibri" w:hAnsi="Calibri" w:cs="Calibri"/>
+                <w:color w:val="475569"/>
+                <w:sz w:val="17"/>
+              </w:rPr>
+              <w:t xml:space="preserve">R.U.T.: </w:t>
+            </w:r>
+            <w:r>
+              <w:rPr>
+                <w:rFonts w:ascii="Calibri" w:hAnsi="Calibri" w:cs="Calibri"/>
+                <w:color w:val="475569"/>
+                <w:sz w:val="17"/>
+                <w:highlight w:val="yellow"/>
+              </w:rPr>
+              <w:t xml:space="preserve">[RUT TRABAJADOR]</w:t>
+            </w:r>
+            <w:r>
+              <w:rPr>
+                <w:rFonts w:ascii="Calibri" w:hAnsi="Calibri" w:cs="Calibri"/>
+                <w:color w:val="475569"/>
+                <w:sz w:val="17"/>
+              </w:rPr>
               <w:br/>
-              <w:t>Fecha y hora de notificación:</w:t>
+            </w:r>
+            <w:r>
+              <w:rPr>
+                <w:rFonts w:ascii="Calibri" w:hAnsi="Calibri" w:cs="Calibri"/>
+                <w:color w:val="475569"/>
+                <w:sz w:val="17"/>
+              </w:rPr>
+              <w:t xml:space="preserve">Fecha y hora de notificación:</w:t>
+            </w:r>
+            <w:r>
+              <w:rPr>
+                <w:rFonts w:ascii="Calibri" w:hAnsi="Calibri" w:cs="Calibri"/>
+                <w:color w:val="475569"/>
+                <w:sz w:val="17"/>
+              </w:rPr>
               <w:br/>
-              <w:t>____ / ____ / 2026   ____:____ hrs.</w:t>
+            </w:r>
+            <w:r>
+              <w:rPr>
+                <w:rFonts w:ascii="Calibri" w:hAnsi="Calibri" w:cs="Calibri"/>
+                <w:color w:val="475569"/>
+                <w:sz w:val="17"/>
+              </w:rPr>
+              <w:t xml:space="preserve">____ / ____ / ________   ____:____ hrs.</w:t>
             </w:r>
           </w:p>
         </w:tc>
       </w:tr>
     </w:tbl>
     <w:sectPr>
+      <w:footerReference w:type="default" r:id="rId10"/>
       <w:pgSz w:w="12240" w:h="15840"/>
-      <w:pgMar w:top="1152" w:right="1152" w:bottom="1152" w:left="1152" w:header="720" w:footer="720" w:gutter="0"/>
+      <w:pgMar w:top="936" w:right="936" w:bottom="936" w:left="936" w:header="720" w:footer="720" w:gutter="0"/>
       <w:cols w:space="720"/>
       <w:docGrid w:linePitch="360"/>
     </w:sectPr>
   </w:body>
 </w:document>
+</file>
+
+<file path=word/footer1.xml><?xml version="1.0" encoding="utf-8"?>
+<w:ftr xmlns:m="http://schemas.openxmlformats.org/officeDocument/2006/math" xmlns:mc="http://schemas.openxmlformats.org/markup-compatibility/2006" xmlns:mo="http://schemas.microsoft.com/office/mac/office/2008/main" xmlns:mv="urn:schemas-microsoft-com:mac:vml" xmlns:o="urn:schemas-microsoft-com:office:office" xmlns:r="http://schemas.openxmlformats.org/officeDocument/2006/relationships" xmlns:v="urn:schemas-microsoft-com:vml" xmlns:w10="urn:schemas-microsoft-com:office:word" xmlns:w14="http://schemas.microsoft.com/office/word/2010/wordml" xmlns:w="http://schemas.openxmlformats.org/wordprocessingml/2006/main" xmlns:wne="http://schemas.microsoft.com/office/word/2006/wordml" xmlns:wp14="http://schemas.microsoft.com/office/word/2010/wordprocessingDrawing" xmlns:wp="http://schemas.openxmlformats.org/drawingml/2006/wordprocessingDrawing" xmlns:wpc="http://schemas.microsoft.com/office/word/2010/wordprocessingCanvas" xmlns:wpg="http://schemas.microsoft.com/office/word/2010/wordprocessingGroup" xmlns:wpi="http://schemas.microsoft.com/office/word/2010/wordprocessingInk" xmlns:wps="http://schemas.microsoft.com/office/word/2010/wordprocessingShape" mc:Ignorable="w14 wp14">
+  <w:p>
+    <w:pPr>
+      <w:pStyle w:val="Footer"/>
+      <w:spacing w:before="0" w:after="0"/>
+      <w:jc w:val="right"/>
+    </w:pPr>
+    <w:r>
+      <w:rPr>
+        <w:rFonts w:ascii="Calibri" w:hAnsi="Calibri"/>
+        <w:color w:val="94A3B8"/>
+        <w:sz w:val="16"/>
+      </w:rPr>
+      <w:t>CálculoLaboral.cl · Pack de Cartas de Despido 2026 · Modelo de referencia</w:t>
+    </w:r>
+  </w:p>
+</w:ftr>
+</file>
+
+<file path=word/footer2.xml><?xml version="1.0" encoding="utf-8"?>
+<w:ftr xmlns:m="http://schemas.openxmlformats.org/officeDocument/2006/math" xmlns:mc="http://schemas.openxmlformats.org/markup-compatibility/2006" xmlns:mo="http://schemas.microsoft.com/office/mac/office/2008/main" xmlns:mv="urn:schemas-microsoft-com:mac:vml" xmlns:o="urn:schemas-microsoft-com:office:office" xmlns:r="http://schemas.openxmlformats.org/officeDocument/2006/relationships" xmlns:v="urn:schemas-microsoft-com:vml" xmlns:w10="urn:schemas-microsoft-com:office:word" xmlns:w14="http://schemas.microsoft.com/office/word/2010/wordml" xmlns:w="http://schemas.openxmlformats.org/wordprocessingml/2006/main" xmlns:wne="http://schemas.microsoft.com/office/word/2006/wordml" xmlns:wp14="http://schemas.microsoft.com/office/word/2010/wordprocessingDrawing" xmlns:wp="http://schemas.openxmlformats.org/drawingml/2006/wordprocessingDrawing" xmlns:wpc="http://schemas.microsoft.com/office/word/2010/wordprocessingCanvas" xmlns:wpg="http://schemas.microsoft.com/office/word/2010/wordprocessingGroup" xmlns:wpi="http://schemas.microsoft.com/office/word/2010/wordprocessingInk" xmlns:wps="http://schemas.microsoft.com/office/word/2010/wordprocessingShape" mc:Ignorable="w14 wp14">
+  <w:p>
+    <w:pPr>
+      <w:pStyle w:val="Footer"/>
+    </w:pPr>
+  </w:p>
+</w:ftr>
 </file>
 
 <file path=word/numbering.xml><?xml version="1.0" encoding="utf-8"?>
@@ -793,6 +1484,14 @@
     <w:name w:val="Normal"/>
     <w:qFormat/>
     <w:rsid w:val="00FC693F"/>
+    <w:pPr>
+      <w:spacing w:line="276" w:lineRule="auto" w:after="80"/>
+    </w:pPr>
+    <w:rPr>
+      <w:rFonts w:ascii="Calibri" w:hAnsi="Calibri"/>
+      <w:color w:val="1E293B"/>
+      <w:sz w:val="20"/>
+    </w:rPr>
   </w:style>
   <w:style w:type="paragraph" w:styleId="Header">
     <w:name w:val="header"/>

--- a/api/assets/pack_despido_files/02_Carta_Art160_N3_Inasistencia_Injustificada.docx
+++ b/api/assets/pack_despido_files/02_Carta_Art160_N3_Inasistencia_Injustificada.docx
@@ -210,6 +210,19 @@
                 <w:sz w:val="16"/>
               </w:rPr>
               <w:t>• Antes de enviar la carta, confirma que el trabajador no haya presentado una licencia médica ni una justificación que corresponda considerar.</w:t>
+            </w:r>
+          </w:p>
+          <w:p>
+            <w:pPr>
+              <w:spacing w:before="0" w:after="30"/>
+            </w:pPr>
+            <w:r>
+              <w:rPr>
+                <w:rFonts w:ascii="Calibri" w:hAnsi="Calibri"/>
+                <w:color w:val="475569"/>
+                <w:sz w:val="16"/>
+              </w:rPr>
+              <w:t>• Art. 162 inciso octavo (Ley 21.361): la carta debe informar si el finiquito se otorgará y pagará en forma presencial o electrónica, y que el trabajador puede formular reserva de derechos al firmarlo. Ya viene en el apartado IV: elige una opción.</w:t>
             </w:r>
           </w:p>
         </w:tc>
@@ -859,6 +872,39 @@
           <w:color w:val="0F172A"/>
           <w:sz w:val="20"/>
         </w:rPr>
+        <w:t xml:space="preserve">Su finiquito se otorgará y pagará en forma </w:t>
+      </w:r>
+      <w:r>
+        <w:rPr>
+          <w:rFonts w:ascii="Calibri" w:hAnsi="Calibri"/>
+          <w:b w:val="0"/>
+          <w:color w:val="0F172A"/>
+          <w:sz w:val="20"/>
+          <w:highlight w:val="yellow"/>
+        </w:rPr>
+        <w:t xml:space="preserve">[PRESENCIAL ante un ministro de fe / ELECTRÓNICA en el sitio de la Dirección del Trabajo]</w:t>
+      </w:r>
+      <w:r>
+        <w:rPr>
+          <w:rFonts w:ascii="Calibri" w:hAnsi="Calibri"/>
+          <w:b w:val="0"/>
+          <w:color w:val="0F172A"/>
+          <w:sz w:val="20"/>
+        </w:rPr>
+        <w:t xml:space="preserve"> (borra lo que no aplique). Es voluntario para usted aceptar, firmar y recibir el pago en forma electrónica, y siempre podrá optar por la actuación presencial ante un ministro de fe. Al suscribir el finiquito, si lo estima necesario, podrá formular reserva de derechos.</w:t>
+      </w:r>
+    </w:p>
+    <w:p>
+      <w:pPr>
+        <w:spacing w:before="40" w:after="80"/>
+      </w:pPr>
+      <w:r>
+        <w:rPr>
+          <w:rFonts w:ascii="Calibri" w:hAnsi="Calibri"/>
+          <w:b w:val="0"/>
+          <w:color w:val="0F172A"/>
+          <w:sz w:val="20"/>
+        </w:rPr>
         <w:t>Sin otro particular, le saluda atentamente,</w:t>
       </w:r>
     </w:p>

--- a/api/assets/pack_despido_files/02_Carta_Art160_N3_Inasistencia_Injustificada.docx
+++ b/api/assets/pack_despido_files/02_Carta_Art160_N3_Inasistencia_Injustificada.docx
@@ -830,6 +830,7 @@
     </w:p>
     <w:p>
       <w:pPr>
+        <w:keepNext/>
         <w:spacing w:before="40" w:after="80"/>
       </w:pPr>
       <w:r>
@@ -863,6 +864,7 @@
     </w:p>
     <w:p>
       <w:pPr>
+        <w:keepNext/>
         <w:spacing w:before="40" w:after="80"/>
       </w:pPr>
       <w:r>
@@ -896,6 +898,7 @@
     </w:p>
     <w:p>
       <w:pPr>
+        <w:keepNext/>
         <w:spacing w:before="40" w:after="80"/>
       </w:pPr>
       <w:r>

--- a/api/assets/pack_despido_files/02_Carta_Art160_N3_Inasistencia_Injustificada.docx
+++ b/api/assets/pack_despido_files/02_Carta_Art160_N3_Inasistencia_Injustificada.docx
@@ -346,7 +346,7 @@
     </w:p>
     <w:p>
       <w:pPr>
-        <w:spacing w:before="40" w:after="80"/>
+        <w:spacing w:before="40" w:after="60"/>
       </w:pPr>
       <w:r>
         <w:rPr>
@@ -427,7 +427,7 @@
     </w:p>
     <w:p>
       <w:pPr>
-        <w:spacing w:before="40" w:after="80"/>
+        <w:spacing w:before="40" w:after="60"/>
       </w:pPr>
       <w:r>
         <w:rPr>
@@ -436,16 +436,7 @@
           <w:color w:val="0F172A"/>
           <w:sz w:val="20"/>
         </w:rPr>
-        <w:t xml:space="preserve">Señor(a):</w:t>
-      </w:r>
-      <w:r>
-        <w:rPr>
-          <w:rFonts w:ascii="Calibri" w:hAnsi="Calibri"/>
-          <w:b/>
-          <w:color w:val="0F172A"/>
-          <w:sz w:val="20"/>
-        </w:rPr>
-        <w:br/>
+        <w:t xml:space="preserve">Señor(a): </w:t>
       </w:r>
       <w:r>
         <w:rPr>
@@ -492,16 +483,7 @@
           <w:color w:val="0F172A"/>
           <w:sz w:val="20"/>
         </w:rPr>
-        <w:br/>
-      </w:r>
-      <w:r>
-        <w:rPr>
-          <w:rFonts w:ascii="Calibri" w:hAnsi="Calibri"/>
-          <w:b w:val="0"/>
-          <w:color w:val="0F172A"/>
-          <w:sz w:val="20"/>
-        </w:rPr>
-        <w:t xml:space="preserve">Cargo: </w:t>
+        <w:t xml:space="preserve">   ·   Cargo: </w:t>
       </w:r>
       <w:r>
         <w:rPr>
@@ -548,16 +530,7 @@
           <w:color w:val="0F172A"/>
           <w:sz w:val="20"/>
         </w:rPr>
-        <w:br/>
-      </w:r>
-      <w:r>
-        <w:rPr>
-          <w:rFonts w:ascii="Calibri" w:hAnsi="Calibri"/>
-          <w:b w:val="0"/>
-          <w:color w:val="0F172A"/>
-          <w:sz w:val="20"/>
-        </w:rPr>
-        <w:t xml:space="preserve">Comuna / Ciudad: </w:t>
+        <w:t xml:space="preserve">, </w:t>
       </w:r>
       <w:r>
         <w:rPr>
@@ -572,7 +545,7 @@
     </w:p>
     <w:p>
       <w:pPr>
-        <w:spacing w:before="40" w:after="80"/>
+        <w:spacing w:before="40" w:after="60"/>
       </w:pPr>
       <w:r>
         <w:rPr>
@@ -586,7 +559,7 @@
     </w:p>
     <w:p>
       <w:pPr>
-        <w:spacing w:before="40" w:after="80"/>
+        <w:spacing w:before="40" w:after="60"/>
       </w:pPr>
       <w:r>
         <w:rPr>
@@ -695,23 +668,17 @@
     </w:p>
     <w:p>
       <w:pPr>
-        <w:keepNext/>
-        <w:spacing w:before="120" w:after="40"/>
+        <w:spacing w:before="40" w:after="60"/>
       </w:pPr>
       <w:r>
         <w:rPr>
           <w:rFonts w:ascii="Calibri" w:hAnsi="Calibri"/>
           <w:b/>
-          <w:color w:val="1E293B"/>
+          <w:color w:val="0F172A"/>
           <w:sz w:val="20"/>
         </w:rPr>
-        <w:t>I. CAUSAL LEGAL INVOCADA:</w:t>
+        <w:t xml:space="preserve">I. CAUSAL LEGAL INVOCADA:  </w:t>
       </w:r>
-    </w:p>
-    <w:p>
-      <w:pPr>
-        <w:spacing w:before="40" w:after="80"/>
-      </w:pPr>
       <w:r>
         <w:rPr>
           <w:rFonts w:ascii="Calibri" w:hAnsi="Calibri"/>
@@ -724,23 +691,17 @@
     </w:p>
     <w:p>
       <w:pPr>
-        <w:keepNext/>
-        <w:spacing w:before="120" w:after="40"/>
+        <w:spacing w:before="40" w:after="60"/>
       </w:pPr>
       <w:r>
         <w:rPr>
           <w:rFonts w:ascii="Calibri" w:hAnsi="Calibri"/>
           <w:b/>
-          <w:color w:val="1E293B"/>
+          <w:color w:val="0F172A"/>
           <w:sz w:val="20"/>
         </w:rPr>
-        <w:t>II. HECHOS EN QUE SE FUNDA:</w:t>
+        <w:t xml:space="preserve">II. HECHOS EN QUE SE FUNDA:  </w:t>
       </w:r>
-    </w:p>
-    <w:p>
-      <w:pPr>
-        <w:spacing w:before="40" w:after="80"/>
-      </w:pPr>
       <w:r>
         <w:rPr>
           <w:rFonts w:ascii="Calibri" w:hAnsi="Calibri"/>
@@ -772,7 +733,7 @@
     </w:p>
     <w:p>
       <w:pPr>
-        <w:spacing w:before="40" w:after="80"/>
+        <w:spacing w:before="40" w:after="60"/>
       </w:pPr>
       <w:r>
         <w:rPr>
@@ -786,23 +747,17 @@
     </w:p>
     <w:p>
       <w:pPr>
-        <w:keepNext/>
-        <w:spacing w:before="120" w:after="40"/>
+        <w:spacing w:before="40" w:after="60"/>
       </w:pPr>
       <w:r>
         <w:rPr>
           <w:rFonts w:ascii="Calibri" w:hAnsi="Calibri"/>
           <w:b/>
-          <w:color w:val="1E293B"/>
+          <w:color w:val="0F172A"/>
           <w:sz w:val="20"/>
         </w:rPr>
-        <w:t>III. ESTADO DE PAGO DE COTIZACIONES PREVISIONALES:</w:t>
+        <w:t xml:space="preserve">III. ESTADO DE PAGO DE COTIZACIONES PREVISIONALES:  </w:t>
       </w:r>
-    </w:p>
-    <w:p>
-      <w:pPr>
-        <w:spacing w:before="40" w:after="80"/>
-      </w:pPr>
       <w:r>
         <w:rPr>
           <w:rFonts w:ascii="Calibri" w:hAnsi="Calibri"/>
@@ -816,23 +771,17 @@
     <w:p>
       <w:pPr>
         <w:keepNext/>
-        <w:spacing w:before="120" w:after="40"/>
+        <w:spacing w:before="40" w:after="60"/>
       </w:pPr>
       <w:r>
         <w:rPr>
           <w:rFonts w:ascii="Calibri" w:hAnsi="Calibri"/>
           <w:b/>
-          <w:color w:val="1E293B"/>
+          <w:color w:val="0F172A"/>
           <w:sz w:val="20"/>
         </w:rPr>
-        <w:t>IV. FINIQUITO:</w:t>
+        <w:t xml:space="preserve">IV. FINIQUITO:  </w:t>
       </w:r>
-    </w:p>
-    <w:p>
-      <w:pPr>
-        <w:keepNext/>
-        <w:spacing w:before="40" w:after="80"/>
-      </w:pPr>
       <w:r>
         <w:rPr>
           <w:rFonts w:ascii="Calibri" w:hAnsi="Calibri"/>
@@ -865,7 +814,7 @@
     <w:p>
       <w:pPr>
         <w:keepNext/>
-        <w:spacing w:before="40" w:after="80"/>
+        <w:spacing w:before="40" w:after="60"/>
       </w:pPr>
       <w:r>
         <w:rPr>
@@ -893,13 +842,13 @@
           <w:color w:val="0F172A"/>
           <w:sz w:val="20"/>
         </w:rPr>
-        <w:t xml:space="preserve"> (borra lo que no aplique). Es voluntario para usted aceptar, firmar y recibir el pago en forma electrónica, y siempre podrá optar por la actuación presencial ante un ministro de fe. Al suscribir el finiquito, si lo estima necesario, podrá formular reserva de derechos.</w:t>
+        <w:t xml:space="preserve">. Es voluntario para usted aceptar, firmar y recibir el pago por vía electrónica, y siempre podrá optar por la actuación presencial ante un ministro de fe. Al firmar el finiquito podrá formular reserva de derechos si lo estima necesario.</w:t>
       </w:r>
     </w:p>
     <w:p>
       <w:pPr>
         <w:keepNext/>
-        <w:spacing w:before="40" w:after="80"/>
+        <w:spacing w:before="40" w:after="60"/>
       </w:pPr>
       <w:r>
         <w:rPr>
@@ -1132,7 +1081,7 @@
     <w:sectPr>
       <w:footerReference w:type="default" r:id="rId10"/>
       <w:pgSz w:w="12240" w:h="15840"/>
-      <w:pgMar w:top="936" w:right="936" w:bottom="936" w:left="936" w:header="720" w:footer="720" w:gutter="0"/>
+      <w:pgMar w:top="936" w:right="850" w:bottom="936" w:left="850" w:header="720" w:footer="720" w:gutter="0"/>
       <w:cols w:space="720"/>
       <w:docGrid w:linePitch="360"/>
     </w:sectPr>

--- a/api/assets/pack_despido_files/02_Carta_Art160_N3_Inasistencia_Injustificada.docx
+++ b/api/assets/pack_despido_files/02_Carta_Art160_N3_Inasistencia_Injustificada.docx
@@ -346,7 +346,7 @@
     </w:p>
     <w:p>
       <w:pPr>
-        <w:spacing w:before="40" w:after="60"/>
+        <w:spacing w:before="40" w:after="80"/>
       </w:pPr>
       <w:r>
         <w:rPr>
@@ -427,7 +427,7 @@
     </w:p>
     <w:p>
       <w:pPr>
-        <w:spacing w:before="40" w:after="60"/>
+        <w:spacing w:before="40" w:after="80"/>
       </w:pPr>
       <w:r>
         <w:rPr>
@@ -545,7 +545,7 @@
     </w:p>
     <w:p>
       <w:pPr>
-        <w:spacing w:before="40" w:after="60"/>
+        <w:spacing w:before="40" w:after="80"/>
       </w:pPr>
       <w:r>
         <w:rPr>
@@ -559,7 +559,7 @@
     </w:p>
     <w:p>
       <w:pPr>
-        <w:spacing w:before="40" w:after="60"/>
+        <w:spacing w:before="40" w:after="80"/>
       </w:pPr>
       <w:r>
         <w:rPr>
@@ -668,7 +668,7 @@
     </w:p>
     <w:p>
       <w:pPr>
-        <w:spacing w:before="40" w:after="60"/>
+        <w:spacing w:before="120" w:after="80"/>
       </w:pPr>
       <w:r>
         <w:rPr>
@@ -691,7 +691,7 @@
     </w:p>
     <w:p>
       <w:pPr>
-        <w:spacing w:before="40" w:after="60"/>
+        <w:spacing w:before="120" w:after="80"/>
       </w:pPr>
       <w:r>
         <w:rPr>
@@ -733,7 +733,7 @@
     </w:p>
     <w:p>
       <w:pPr>
-        <w:spacing w:before="40" w:after="60"/>
+        <w:spacing w:before="40" w:after="80"/>
       </w:pPr>
       <w:r>
         <w:rPr>
@@ -747,7 +747,7 @@
     </w:p>
     <w:p>
       <w:pPr>
-        <w:spacing w:before="40" w:after="60"/>
+        <w:spacing w:before="120" w:after="80"/>
       </w:pPr>
       <w:r>
         <w:rPr>
@@ -771,7 +771,7 @@
     <w:p>
       <w:pPr>
         <w:keepNext/>
-        <w:spacing w:before="40" w:after="60"/>
+        <w:spacing w:before="120" w:after="80"/>
       </w:pPr>
       <w:r>
         <w:rPr>
@@ -814,7 +814,7 @@
     <w:p>
       <w:pPr>
         <w:keepNext/>
-        <w:spacing w:before="40" w:after="60"/>
+        <w:spacing w:before="40" w:after="80"/>
       </w:pPr>
       <w:r>
         <w:rPr>
@@ -848,7 +848,7 @@
     <w:p>
       <w:pPr>
         <w:keepNext/>
-        <w:spacing w:before="40" w:after="60"/>
+        <w:spacing w:before="40" w:after="80"/>
       </w:pPr>
       <w:r>
         <w:rPr>

--- a/api/assets/pack_despido_files/02_Carta_Art160_N3_Inasistencia_Injustificada.docx
+++ b/api/assets/pack_despido_files/02_Carta_Art160_N3_Inasistencia_Injustificada.docx
@@ -668,7 +668,7 @@
     </w:p>
     <w:p>
       <w:pPr>
-        <w:spacing w:before="120" w:after="80"/>
+        <w:spacing w:before="160" w:after="80"/>
       </w:pPr>
       <w:r>
         <w:rPr>
@@ -691,7 +691,7 @@
     </w:p>
     <w:p>
       <w:pPr>
-        <w:spacing w:before="120" w:after="80"/>
+        <w:spacing w:before="160" w:after="80"/>
       </w:pPr>
       <w:r>
         <w:rPr>
@@ -747,7 +747,7 @@
     </w:p>
     <w:p>
       <w:pPr>
-        <w:spacing w:before="120" w:after="80"/>
+        <w:spacing w:before="160" w:after="80"/>
       </w:pPr>
       <w:r>
         <w:rPr>
@@ -771,7 +771,7 @@
     <w:p>
       <w:pPr>
         <w:keepNext/>
-        <w:spacing w:before="120" w:after="80"/>
+        <w:spacing w:before="160" w:after="80"/>
       </w:pPr>
       <w:r>
         <w:rPr>
@@ -1081,7 +1081,7 @@
     <w:sectPr>
       <w:footerReference w:type="default" r:id="rId10"/>
       <w:pgSz w:w="12240" w:h="15840"/>
-      <w:pgMar w:top="936" w:right="850" w:bottom="936" w:left="850" w:header="720" w:footer="720" w:gutter="0"/>
+      <w:pgMar w:top="936" w:right="936" w:bottom="936" w:left="936" w:header="720" w:footer="720" w:gutter="0"/>
       <w:cols w:space="720"/>
       <w:docGrid w:linePitch="360"/>
     </w:sectPr>
